--- a/telechargements/word-fr/13-Champ-exercice-Scope-of-Practice.docx
+++ b/telechargements/word-fr/13-Champ-exercice-Scope-of-Practice.docx
@@ -150,6 +150,14 @@
       </w:r>
       <w:r>
         <w:t xml:space="preserve">, et applique ces connaissances à la prévention, à l'évaluation et à l'accompagnement des personnes en contact avec la justice, à l'élaboration et à l'évaluation de programmes, ainsi qu'à la recherche et au conseil en matière de politiques. Son angle distinctif est le crime et la justice, non le traitement clinique de la santé mentale.</w:t>
+      </w:r>
+    </w:p>
+    <w:p>
+      <w:pPr>
+        <w:spacing w:after="140"/>
+      </w:pPr>
+      <w:r>
+        <w:t xml:space="preserve">Le criminologue peut aussi exercer autrement dans le domaine de la criminologie : en appui aux forces de l'ordre, il étudie les tendances comportementales des individus et des groupes menant des activités lucratives ou corporatives qualifiées d'illicites, analyse leurs mouvements opérationnels et transactionnels afin d'établir le modus operandi, et développe des méthodes d'intervention aux niveaux stratégique, opérationnel et tactique.</w:t>
       </w:r>
     </w:p>
     <w:p>
@@ -865,7 +873,7 @@
         <w:sz w:val="15"/>
         <w:szCs w:val="15"/>
       </w:rPr>
-      <w:t xml:space="preserve">C.P. 0000, Fredericton (Nouveau-Brunswick) E3B 0A0   ·   info@apcnb.ca   ·   </w:t>
+      <w:t xml:space="preserve">C.P. 0000, Fredericton (Nouveau-Brunswick) E3B 0A0   ·   info@apcnb-nbpac.ca   ·   </w:t>
     </w:r>
     <w:r>
       <w:rPr>

--- a/telechargements/word-fr/13-Champ-exercice-Scope-of-Practice.docx
+++ b/telechargements/word-fr/13-Champ-exercice-Scope-of-Practice.docx
@@ -83,6 +83,20 @@
           <w:color w:val="5B6675"/>
         </w:rPr>
         <w:t xml:space="preserve">2 juin 2026</w:t>
+      </w:r>
+      <w:r>
+        <w:rPr>
+          <w:b/>
+          <w:bCs/>
+          <w:color w:val="15263F"/>
+        </w:rPr>
+        <w:t xml:space="preserve">    Mise à jour : </w:t>
+      </w:r>
+      <w:r>
+        <w:rPr>
+          <w:color w:val="5B6675"/>
+        </w:rPr>
+        <w:t xml:space="preserve">25 septembre 2026</w:t>
       </w:r>
     </w:p>
     <w:p>

--- a/telechargements/word-fr/13-Champ-exercice-Scope-of-Practice.docx
+++ b/telechargements/word-fr/13-Champ-exercice-Scope-of-Practice.docx
@@ -245,6 +245,19 @@
       </w:pPr>
       <w:r>
         <w:t xml:space="preserve">Accompagner la réinsertion sociale des personnes contrevenantes.</w:t>
+      </w:r>
+    </w:p>
+    <w:p>
+      <w:pPr>
+        <w:pStyle w:val="ListParagraph"/>
+        <w:numPr>
+          <w:ilvl w:val="0"/>
+          <w:numId w:val="2"/>
+        </w:numPr>
+        <w:spacing w:after="60"/>
+      </w:pPr>
+      <w:r>
+        <w:t xml:space="preserve">Offrir de l'accompagnement psychosocial non clinique (soutien dans l'environnement social, orientation vers les ressources, développement du pouvoir d'agir), sans diagnostic ni traitement de la santé mentale.</w:t>
       </w:r>
     </w:p>
     <w:p>

--- a/telechargements/word-fr/13-Champ-exercice-Scope-of-Practice.docx
+++ b/telechargements/word-fr/13-Champ-exercice-Scope-of-Practice.docx
@@ -900,7 +900,7 @@
         <w:sz w:val="15"/>
         <w:szCs w:val="15"/>
       </w:rPr>
-      <w:t xml:space="preserve">C.P. 0000, Fredericton (Nouveau-Brunswick) E3B 0A0   ·   info@apcnb-nbpac.ca   ·   </w:t>
+      <w:t xml:space="preserve">C.P. 0000, Fredericton (Nouveau-Brunswick) E3B 0A0   ·   info@apcnb-nbpac.ca   ·   Tél. 506-381-9495   ·   </w:t>
     </w:r>
     <w:r>
       <w:rPr>

--- a/telechargements/word-fr/13-Champ-exercice-Scope-of-Practice.docx
+++ b/telechargements/word-fr/13-Champ-exercice-Scope-of-Practice.docx
@@ -900,7 +900,7 @@
         <w:sz w:val="15"/>
         <w:szCs w:val="15"/>
       </w:rPr>
-      <w:t xml:space="preserve">C.P. 0000, Fredericton (Nouveau-Brunswick) E3B 0A0   ·   info@apcnb-nbpac.ca   ·   Tél. 506-381-9495   ·   </w:t>
+      <w:t xml:space="preserve">96, rue Weldon, Dieppe (Nouveau-Brunswick) E1C 5W2   ·   info@apcnb-nbpac.ca   ·   Tél. 506-381-9495   ·   </w:t>
     </w:r>
     <w:r>
       <w:rPr>

--- a/telechargements/word-fr/13-Champ-exercice-Scope-of-Practice.docx
+++ b/telechargements/word-fr/13-Champ-exercice-Scope-of-Practice.docx
@@ -96,7 +96,7 @@
         <w:rPr>
           <w:color w:val="5B6675"/>
         </w:rPr>
-        <w:t xml:space="preserve">25 septembre 2026</w:t>
+        <w:t xml:space="preserve">29 octobre 2026</w:t>
       </w:r>
     </w:p>
     <w:p>
